--- a/Recursos de documentação/Roteiro Entrevista Geral.docx
+++ b/Recursos de documentação/Roteiro Entrevista Geral.docx
@@ -96,7 +96,31 @@
         <w:rPr>
           <w:rtl w:val="0"/>
         </w:rPr>
-        <w:t xml:space="preserve">Com que frequência você entra em contato com jogos? Seja jogando ou através de conteúdos sobre jogos.</w:t>
+        <w:t xml:space="preserve">Você consome conteúdo de jogos?</w:t>
+      </w:r>
+    </w:p>
+    <w:p>
+      <w:pPr>
+        <w:ind w:firstLine="720"/>
+        <w:rPr/>
+      </w:pPr>
+      <w:r>
+        <w:rPr>
+          <w:rtl w:val="0"/>
+        </w:rPr>
+        <w:t xml:space="preserve">Você joga jogos virtuais?</w:t>
+      </w:r>
+    </w:p>
+    <w:p>
+      <w:pPr>
+        <w:ind w:firstLine="720"/>
+        <w:rPr/>
+      </w:pPr>
+      <w:r>
+        <w:rPr>
+          <w:rtl w:val="0"/>
+        </w:rPr>
+        <w:t xml:space="preserve">De que forma você tem contato com jogos?</w:t>
       </w:r>
     </w:p>
     <w:p>
@@ -128,7 +152,19 @@
         <w:rPr>
           <w:rtl w:val="0"/>
         </w:rPr>
-        <w:t xml:space="preserve">Em quais plataformas você costuma jogar? Quanto tempo você dedica em cada plataforma?</w:t>
+        <w:t xml:space="preserve">Em quais plataformas você costuma jogar? </w:t>
+      </w:r>
+    </w:p>
+    <w:p>
+      <w:pPr>
+        <w:ind w:firstLine="720"/>
+        <w:rPr/>
+      </w:pPr>
+      <w:r>
+        <w:rPr>
+          <w:rtl w:val="0"/>
+        </w:rPr>
+        <w:t xml:space="preserve">Quanto tempo você dedica em cada plataforma?</w:t>
       </w:r>
     </w:p>
     <w:p>
@@ -172,7 +208,7 @@
         <w:rPr>
           <w:rtl w:val="0"/>
         </w:rPr>
-        <w:t xml:space="preserve">Você considera a música algo importante para a experiência de jogo? Se sim, por quê?</w:t>
+        <w:t xml:space="preserve">O que você acha da música para a experiência de jogo?</w:t>
       </w:r>
     </w:p>
     <w:p>
@@ -184,17 +220,6 @@
           <w:rtl w:val="0"/>
         </w:rPr>
         <w:t xml:space="preserve">Qual o seu estilo de arte preferido em jogos?</w:t>
-      </w:r>
-    </w:p>
-    <w:p>
-      <w:pPr>
-        <w:rPr/>
-      </w:pPr>
-      <w:r>
-        <w:rPr>
-          <w:rtl w:val="0"/>
-        </w:rPr>
-        <w:t xml:space="preserve">Qual é a sua preferência de estilo gráfico?</w:t>
       </w:r>
     </w:p>
     <w:p>
